--- a/klagomål/A 33463-2026 FSC-klagomål.docx
+++ b/klagomål/A 33463-2026 FSC-klagomål.docx
@@ -681,7 +681,7 @@
     <w:r>
       <w:tab/>
       <w:tab/>
-      <w:t>2026-09-14</w:t>
+      <w:t>2026-09-15</w:t>
       <w:br/>
       <w:br/>
     </w:r>

--- a/klagomål/A 33463-2026 FSC-klagomål.docx
+++ b/klagomål/A 33463-2026 FSC-klagomål.docx
@@ -681,7 +681,7 @@
     <w:r>
       <w:tab/>
       <w:tab/>
-      <w:t>2026-09-15</w:t>
+      <w:t>2026-09-16</w:t>
       <w:br/>
       <w:br/>
     </w:r>

--- a/klagomål/A 33463-2026 FSC-klagomål.docx
+++ b/klagomål/A 33463-2026 FSC-klagomål.docx
@@ -681,7 +681,7 @@
     <w:r>
       <w:tab/>
       <w:tab/>
-      <w:t>2026-09-16</w:t>
+      <w:t>2026-09-17</w:t>
       <w:br/>
       <w:br/>
     </w:r>

--- a/klagomål/A 33463-2026 FSC-klagomål.docx
+++ b/klagomål/A 33463-2026 FSC-klagomål.docx
@@ -178,7 +178,7 @@
       <w:r>
         <w:drawing>
           <wp:inline xmlns:a="http://schemas.openxmlformats.org/drawingml/2006/main" xmlns:pic="http://schemas.openxmlformats.org/drawingml/2006/picture">
-            <wp:extent cx="5214544" cy="5724000"/>
+            <wp:extent cx="5352235" cy="5724000"/>
             <wp:docPr id="1" name="Picture 1"/>
             <wp:cNvGraphicFramePr>
               <a:graphicFrameLocks noChangeAspect="1"/>
@@ -199,7 +199,7 @@
                   <pic:spPr>
                     <a:xfrm>
                       <a:off x="0" y="0"/>
-                      <a:ext cx="5214544" cy="5724000"/>
+                      <a:ext cx="5352235" cy="5724000"/>
                     </a:xfrm>
                     <a:prstGeom prst="rect"/>
                   </pic:spPr>
@@ -221,7 +221,7 @@
     </w:p>
     <w:p>
       <w:r>
-        <w:t>I och inom 24 meter från avverkningsanmälan finns fynd av 3 naturvårdsarter, varav 3 är rödlistade, 1 är fridlyst och 1 är typisk (T): bredgentiana (VU, §8), fältgentiana (VU) och slåtterfibbla (NT, T). Se Figur 1.</w:t>
+        <w:t>I och inom 24 meter från avverkningsanmälan finns fynd av 14 naturvårdsarter, varav 6 är rödlistade, 3 är fridlysta, 9 är typiska (T) och 5 är signalarter (S): bredgentiana (VU, §8), fältgentiana (VU), odörspindling (NT), slåtterfibbla (NT, T), ullticka (NT, T), vårärt (NT, T), anisspindling (S), bronshjon (S, T), skogsknipprot (S, T, §8), thomsons trägnagare (S), tibast (S, T), blåsippa (T, §9), kransmossa (T) och ormbär (T). Se Figur 1.</w:t>
       </w:r>
     </w:p>
     <w:p>
@@ -252,6 +252,17 @@
         <w:rPr>
           <w:b/>
         </w:rPr>
+        <w:t>Odörspindling (NT)</w:t>
+      </w:r>
+      <w:r>
+        <w:t xml:space="preserve"> bildar mykorrhiza med gran och tall i örtrik kalkbarrskog. Den uppträder huvudsakligen i äldre barrskogar så kallade ”bondeskogar” med en lång trädkontinuitet. Minskningstakten uppgår till 15 % inom 50 år och bedöms vara nära gränsvärdet för Sårbar (VU). (A2c+3c+4c). Virkesrika, äldre barrskogar med hög bonitet, på bättre jordar är en bristvara i befintliga, skyddade områden i Sverige och fler örtrika barrskogar med trädkontinuitet måste skyddas i större utsträckning än vad som tidigare gjorts. Områden med odörspindling bör inte gallras eller plockhuggas om inte huggningen efterföljs av skogsbete (SLU Artdatabanken, 2024).</w:t>
+      </w:r>
+    </w:p>
+    <w:p>
+      <w:r>
+        <w:rPr>
+          <w:b/>
+        </w:rPr>
         <w:t>Slåtterfibbla (NT)</w:t>
       </w:r>
       <w:r>
@@ -271,6 +282,229 @@
           <w:i/>
         </w:rPr>
         <w:t xml:space="preserve"> 6510 Slåtterängar i låglandet </w:t>
+      </w:r>
+      <w:r>
+        <w:t>(SLU Artdatabanken, 2025).</w:t>
+      </w:r>
+    </w:p>
+    <w:p>
+      <w:r>
+        <w:rPr>
+          <w:b/>
+        </w:rPr>
+        <w:t>Ullticka (NT)</w:t>
+      </w:r>
+      <w:r>
+        <w:t xml:space="preserve"> är knuten till restbestånd av barrnaturskog och förekommer med ett tydligt optimum i orörda eller måttligt påverkade gamla granskogar där det föreligger viss kontinuitet av grov död ved. Ullticka är en bra signalart inom hela sitt utbredningsområde och i södra Sverige är den sällsynt och en god signalart för skyddsvärda granskogsmiljöer. Den hotas av avverkning och fragmentering av naturskog och äldre granskog med lång trädkontinuitet. På ullticka kan ibland ulltickeporing (VU) påträffas - det är en sällsynt ticka som nyligen delats upp i de tre olika arterna ulltickeporing </w:t>
+      </w:r>
+      <w:r>
+        <w:rPr>
+          <w:i/>
+        </w:rPr>
+        <w:t xml:space="preserve">Skeletocutis brevispora </w:t>
+      </w:r>
+      <w:r>
+        <w:t>(VU)</w:t>
+      </w:r>
+      <w:r>
+        <w:rPr>
+          <w:i/>
+        </w:rPr>
+        <w:t>, Skeletocutis delicata</w:t>
+      </w:r>
+      <w:r>
+        <w:t xml:space="preserve"> (VU)</w:t>
+      </w:r>
+      <w:r>
+        <w:rPr>
+          <w:i/>
+        </w:rPr>
+        <w:t xml:space="preserve"> och Skeletocutis exilis</w:t>
+      </w:r>
+      <w:r>
+        <w:t xml:space="preserve"> (NT). Ullticka är typisk art för </w:t>
+      </w:r>
+      <w:r>
+        <w:rPr>
+          <w:i/>
+        </w:rPr>
+        <w:t xml:space="preserve">9010 Taiga, 9050 Näringsrik granskog </w:t>
+      </w:r>
+      <w:r>
+        <w:t xml:space="preserve">och </w:t>
+      </w:r>
+      <w:r>
+        <w:rPr>
+          <w:i/>
+        </w:rPr>
+        <w:t>9030 Landhöjningsskog</w:t>
+      </w:r>
+      <w:r>
+        <w:t xml:space="preserve"> (SLU Artdatabanken, 2026; Nitare &amp; Skogsstyrelsen, 2019; Miettinen &amp; Niemelä, 2018).</w:t>
+      </w:r>
+    </w:p>
+    <w:p>
+      <w:r>
+        <w:rPr>
+          <w:b/>
+        </w:rPr>
+        <w:t>Vårärt (NT)</w:t>
+      </w:r>
+      <w:r>
+        <w:t xml:space="preserve"> är en kalkgynnad mullväxt som är knuten till rik lundartad vegetation och har sin huvudsakliga förekomst i sydliga kalklövskogar, lövängen och hässlen. Den har även viktiga förekomster av reliktkaraktär i örtrika kalkgranskogar på frisk eller något fuktig mark i mellersta Sverige. Vårärt är en extra betydelsefull signalart i boreala och boreonemorala kalkgranskogar, då dessa förekomster nu är starkt fragmenterade och troligen visar på en flertusenårig ekologisk kontinuitet där spridning och etablering kan ha skett under postglaciala värmetiden. Arten tål inte dagens storskaliga skogsbruksmetoder och den kommer in på rödlistan för första gången 2025 till följd av en kraftig minskning (&gt;50%) i Riksskogstaxeringens data. Vårärt är typisk art för </w:t>
+      </w:r>
+      <w:r>
+        <w:rPr>
+          <w:i/>
+        </w:rPr>
+        <w:t xml:space="preserve">9050 Näringsrik granskog, 9020 Nordlig ädellövskog, 9160 Näringsrik ekskog </w:t>
+      </w:r>
+      <w:r>
+        <w:t xml:space="preserve">och </w:t>
+      </w:r>
+      <w:r>
+        <w:rPr>
+          <w:i/>
+        </w:rPr>
+        <w:t>9180 Ädellövskog i branter</w:t>
+      </w:r>
+      <w:r>
+        <w:t xml:space="preserve"> (Nitare &amp; Skogsstyrelsen, 2019; SLU Artdatabanken, 2026).</w:t>
+      </w:r>
+    </w:p>
+    <w:p>
+      <w:r>
+        <w:rPr>
+          <w:b/>
+        </w:rPr>
+        <w:t>Bronshjon</w:t>
+      </w:r>
+      <w:r>
+        <w:t xml:space="preserve"> är en skalbagge vars larvutveckling sker under grov bark på stammar av döda eller döende barrträd, främst gran, i mindre omfattning tall. Arten är knuten till äldre, naturskogslik granskog med inslag av torkande träd. Bronshjon är typisk art för </w:t>
+      </w:r>
+      <w:r>
+        <w:rPr>
+          <w:i/>
+        </w:rPr>
+        <w:t>9010 Taiga</w:t>
+      </w:r>
+      <w:r>
+        <w:t xml:space="preserve"> (SLU Artdatabanken, 2025).</w:t>
+      </w:r>
+    </w:p>
+    <w:p>
+      <w:r>
+        <w:rPr>
+          <w:b/>
+        </w:rPr>
+        <w:t>Skogsknipprot (§8)</w:t>
+      </w:r>
+      <w:r>
+        <w:t xml:space="preserve"> är fridlyst enligt 8§ artskyddsförordningen och typisk art för </w:t>
+      </w:r>
+      <w:r>
+        <w:rPr>
+          <w:i/>
+        </w:rPr>
+        <w:t>9050 Näringsrik granskog</w:t>
+      </w:r>
+      <w:r>
+        <w:t xml:space="preserve"> (SLU Artdatabanken, 2025).</w:t>
+      </w:r>
+    </w:p>
+    <w:p>
+      <w:r>
+        <w:rPr>
+          <w:b/>
+        </w:rPr>
+        <w:t>Tibast</w:t>
+      </w:r>
+      <w:r>
+        <w:t xml:space="preserve"> är en kalkgynnad buske som växer på mullrik, frisk eller svagt fuktig mark, exempelvis i gamla kalkgranskogar, lövträdslundar, varma källpåverkade sluttningar och exklusiva biotoper kopplade till vattendrag. Förekomster i gammal skog visar på höga naturvärden och bör alltid noteras i samband med naturvärdesinventeringar. Tibast är typisk art för </w:t>
+      </w:r>
+      <w:r>
+        <w:rPr>
+          <w:i/>
+        </w:rPr>
+        <w:t>9050 Näringsrik granskog</w:t>
+      </w:r>
+      <w:r>
+        <w:t xml:space="preserve"> och värdväxt för de två fjärilsarterna större tibastmal och brun tibastmal (CR) (SLU Artdatabanken, 2024; Nitare &amp; Skogsstyrelsen, 2019).</w:t>
+      </w:r>
+    </w:p>
+    <w:p>
+      <w:r>
+        <w:rPr>
+          <w:b/>
+        </w:rPr>
+        <w:t>Blåsippa (§9)</w:t>
+      </w:r>
+      <w:r>
+        <w:t xml:space="preserve"> är typisk art för </w:t>
+      </w:r>
+      <w:r>
+        <w:rPr>
+          <w:i/>
+        </w:rPr>
+        <w:t>9050 Näringsrik granskog, 9020 Nordlig ädellövskog</w:t>
+      </w:r>
+      <w:r>
+        <w:t xml:space="preserve"> och </w:t>
+      </w:r>
+      <w:r>
+        <w:rPr>
+          <w:i/>
+        </w:rPr>
+        <w:t>8240 Karsthällmarker</w:t>
+      </w:r>
+      <w:r>
+        <w:t xml:space="preserve"> (SLU Artdatabanken, 2025).</w:t>
+      </w:r>
+    </w:p>
+    <w:p>
+      <w:r>
+        <w:rPr>
+          <w:b/>
+        </w:rPr>
+        <w:t>Kransmossa</w:t>
+      </w:r>
+      <w:r>
+        <w:t xml:space="preserve"> är typisk art för </w:t>
+      </w:r>
+      <w:r>
+        <w:rPr>
+          <w:i/>
+        </w:rPr>
+        <w:t xml:space="preserve">9050 Näringsrik granskog </w:t>
+      </w:r>
+      <w:r>
+        <w:t xml:space="preserve">och </w:t>
+      </w:r>
+      <w:r>
+        <w:rPr>
+          <w:i/>
+        </w:rPr>
+        <w:t xml:space="preserve">6170 Alpina kalkgräsmarker </w:t>
+      </w:r>
+      <w:r>
+        <w:t>(SLU Artdatabanken, 2025).</w:t>
+      </w:r>
+    </w:p>
+    <w:p>
+      <w:r>
+        <w:rPr>
+          <w:b/>
+        </w:rPr>
+        <w:t>Ormbär</w:t>
+      </w:r>
+      <w:r>
+        <w:t xml:space="preserve"> är typisk art för </w:t>
+      </w:r>
+      <w:r>
+        <w:rPr>
+          <w:i/>
+        </w:rPr>
+        <w:t xml:space="preserve">9050 Näringsrik granskog </w:t>
       </w:r>
       <w:r>
         <w:t>(SLU Artdatabanken, 2025).</w:t>
@@ -366,7 +600,7 @@
         <w:rPr>
           <w:i/>
         </w:rPr>
-        <w:t>I det avverkningsanmälda skogsområdet har 3 naturvårdsarter varav 3 rödlistade arter sina livsmiljöer och växtplatser.</w:t>
+        <w:t>I det avverkningsanmälda skogsområdet har 14 naturvårdsarter varav 6 rödlistade arter sina livsmiljöer och växtplatser.</w:t>
       </w:r>
     </w:p>
     <w:p>
@@ -681,7 +915,7 @@
     <w:r>
       <w:tab/>
       <w:tab/>
-      <w:t>2026-09-17</w:t>
+      <w:t>2026-09-18</w:t>
       <w:br/>
       <w:br/>
     </w:r>

--- a/klagomål/A 33463-2026 FSC-klagomål.docx
+++ b/klagomål/A 33463-2026 FSC-klagomål.docx
@@ -915,7 +915,7 @@
     <w:r>
       <w:tab/>
       <w:tab/>
-      <w:t>2026-09-18</w:t>
+      <w:t>2026-09-19</w:t>
       <w:br/>
       <w:br/>
     </w:r>

--- a/klagomål/A 33463-2026 FSC-klagomål.docx
+++ b/klagomål/A 33463-2026 FSC-klagomål.docx
@@ -915,7 +915,7 @@
     <w:r>
       <w:tab/>
       <w:tab/>
-      <w:t>2026-09-19</w:t>
+      <w:t>2026-09-21</w:t>
       <w:br/>
       <w:br/>
     </w:r>

--- a/klagomål/A 33463-2026 FSC-klagomål.docx
+++ b/klagomål/A 33463-2026 FSC-klagomål.docx
@@ -915,7 +915,7 @@
     <w:r>
       <w:tab/>
       <w:tab/>
-      <w:t>2026-09-21</w:t>
+      <w:t>2026-09-23</w:t>
       <w:br/>
       <w:br/>
     </w:r>

--- a/klagomål/A 33463-2026 FSC-klagomål.docx
+++ b/klagomål/A 33463-2026 FSC-klagomål.docx
@@ -915,7 +915,7 @@
     <w:r>
       <w:tab/>
       <w:tab/>
-      <w:t>2026-09-23</w:t>
+      <w:t>2026-09-24</w:t>
       <w:br/>
       <w:br/>
     </w:r>

--- a/klagomål/A 33463-2026 FSC-klagomål.docx
+++ b/klagomål/A 33463-2026 FSC-klagomål.docx
@@ -915,7 +915,7 @@
     <w:r>
       <w:tab/>
       <w:tab/>
-      <w:t>2026-09-24</w:t>
+      <w:t>2026-09-25</w:t>
       <w:br/>
       <w:br/>
     </w:r>

--- a/klagomål/A 33463-2026 FSC-klagomål.docx
+++ b/klagomål/A 33463-2026 FSC-klagomål.docx
@@ -915,7 +915,7 @@
     <w:r>
       <w:tab/>
       <w:tab/>
-      <w:t>2026-09-25</w:t>
+      <w:t>2026-09-26</w:t>
       <w:br/>
       <w:br/>
     </w:r>

--- a/klagomål/A 33463-2026 FSC-klagomål.docx
+++ b/klagomål/A 33463-2026 FSC-klagomål.docx
@@ -915,7 +915,7 @@
     <w:r>
       <w:tab/>
       <w:tab/>
-      <w:t>2026-09-26</w:t>
+      <w:t>2026-09-27</w:t>
       <w:br/>
       <w:br/>
     </w:r>

--- a/klagomål/A 33463-2026 FSC-klagomål.docx
+++ b/klagomål/A 33463-2026 FSC-klagomål.docx
@@ -915,7 +915,7 @@
     <w:r>
       <w:tab/>
       <w:tab/>
-      <w:t>2026-09-27</w:t>
+      <w:t>2026-09-28</w:t>
       <w:br/>
       <w:br/>
     </w:r>

--- a/klagomål/A 33463-2026 FSC-klagomål.docx
+++ b/klagomål/A 33463-2026 FSC-klagomål.docx
@@ -915,7 +915,7 @@
     <w:r>
       <w:tab/>
       <w:tab/>
-      <w:t>2026-09-28</w:t>
+      <w:t>2026-09-29</w:t>
       <w:br/>
       <w:br/>
     </w:r>

--- a/klagomål/A 33463-2026 FSC-klagomål.docx
+++ b/klagomål/A 33463-2026 FSC-klagomål.docx
@@ -915,7 +915,7 @@
     <w:r>
       <w:tab/>
       <w:tab/>
-      <w:t>2026-09-29</w:t>
+      <w:t>2026-09-30</w:t>
       <w:br/>
       <w:br/>
     </w:r>

--- a/klagomål/A 33463-2026 FSC-klagomål.docx
+++ b/klagomål/A 33463-2026 FSC-klagomål.docx
@@ -915,7 +915,7 @@
     <w:r>
       <w:tab/>
       <w:tab/>
-      <w:t>2026-09-30</w:t>
+      <w:t>2026-10-01</w:t>
       <w:br/>
       <w:br/>
     </w:r>

--- a/klagomål/A 33463-2026 FSC-klagomål.docx
+++ b/klagomål/A 33463-2026 FSC-klagomål.docx
@@ -915,7 +915,7 @@
     <w:r>
       <w:tab/>
       <w:tab/>
-      <w:t>2026-10-01</w:t>
+      <w:t>2026-10-02</w:t>
       <w:br/>
       <w:br/>
     </w:r>

--- a/klagomål/A 33463-2026 FSC-klagomål.docx
+++ b/klagomål/A 33463-2026 FSC-klagomål.docx
@@ -915,7 +915,7 @@
     <w:r>
       <w:tab/>
       <w:tab/>
-      <w:t>2026-10-02</w:t>
+      <w:t>2026-10-03</w:t>
       <w:br/>
       <w:br/>
     </w:r>

--- a/klagomål/A 33463-2026 FSC-klagomål.docx
+++ b/klagomål/A 33463-2026 FSC-klagomål.docx
@@ -915,7 +915,7 @@
     <w:r>
       <w:tab/>
       <w:tab/>
-      <w:t>2026-10-03</w:t>
+      <w:t>2026-10-04</w:t>
       <w:br/>
       <w:br/>
     </w:r>

--- a/klagomål/A 33463-2026 FSC-klagomål.docx
+++ b/klagomål/A 33463-2026 FSC-klagomål.docx
@@ -915,7 +915,7 @@
     <w:r>
       <w:tab/>
       <w:tab/>
-      <w:t>2026-10-04</w:t>
+      <w:t>2026-10-05</w:t>
       <w:br/>
       <w:br/>
     </w:r>

--- a/klagomål/A 33463-2026 FSC-klagomål.docx
+++ b/klagomål/A 33463-2026 FSC-klagomål.docx
@@ -915,7 +915,7 @@
     <w:r>
       <w:tab/>
       <w:tab/>
-      <w:t>2026-10-05</w:t>
+      <w:t>2026-10-06</w:t>
       <w:br/>
       <w:br/>
     </w:r>

--- a/klagomål/A 33463-2026 FSC-klagomål.docx
+++ b/klagomål/A 33463-2026 FSC-klagomål.docx
@@ -915,7 +915,7 @@
     <w:r>
       <w:tab/>
       <w:tab/>
-      <w:t>2026-10-06</w:t>
+      <w:t>2026-10-07</w:t>
       <w:br/>
       <w:br/>
     </w:r>

--- a/klagomål/A 33463-2026 FSC-klagomål.docx
+++ b/klagomål/A 33463-2026 FSC-klagomål.docx
@@ -915,7 +915,7 @@
     <w:r>
       <w:tab/>
       <w:tab/>
-      <w:t>2026-10-07</w:t>
+      <w:t>2026-10-08</w:t>
       <w:br/>
       <w:br/>
     </w:r>

--- a/klagomål/A 33463-2026 FSC-klagomål.docx
+++ b/klagomål/A 33463-2026 FSC-klagomål.docx
@@ -915,7 +915,7 @@
     <w:r>
       <w:tab/>
       <w:tab/>
-      <w:t>2026-10-08</w:t>
+      <w:t>2026-10-09</w:t>
       <w:br/>
       <w:br/>
     </w:r>

--- a/klagomål/A 33463-2026 FSC-klagomål.docx
+++ b/klagomål/A 33463-2026 FSC-klagomål.docx
@@ -915,7 +915,7 @@
     <w:r>
       <w:tab/>
       <w:tab/>
-      <w:t>2026-10-09</w:t>
+      <w:t>2026-10-10</w:t>
       <w:br/>
       <w:br/>
     </w:r>

--- a/klagomål/A 33463-2026 FSC-klagomål.docx
+++ b/klagomål/A 33463-2026 FSC-klagomål.docx
@@ -915,7 +915,7 @@
     <w:r>
       <w:tab/>
       <w:tab/>
-      <w:t>2026-10-10</w:t>
+      <w:t>2026-10-11</w:t>
       <w:br/>
       <w:br/>
     </w:r>

--- a/klagomål/A 33463-2026 FSC-klagomål.docx
+++ b/klagomål/A 33463-2026 FSC-klagomål.docx
@@ -915,7 +915,7 @@
     <w:r>
       <w:tab/>
       <w:tab/>
-      <w:t>2026-10-11</w:t>
+      <w:t>2026-10-12</w:t>
       <w:br/>
       <w:br/>
     </w:r>

--- a/klagomål/A 33463-2026 FSC-klagomål.docx
+++ b/klagomål/A 33463-2026 FSC-klagomål.docx
@@ -915,7 +915,7 @@
     <w:r>
       <w:tab/>
       <w:tab/>
-      <w:t>2026-10-12</w:t>
+      <w:t>2026-10-13</w:t>
       <w:br/>
       <w:br/>
     </w:r>

--- a/klagomål/A 33463-2026 FSC-klagomål.docx
+++ b/klagomål/A 33463-2026 FSC-klagomål.docx
@@ -915,7 +915,7 @@
     <w:r>
       <w:tab/>
       <w:tab/>
-      <w:t>2026-10-13</w:t>
+      <w:t>2026-10-14</w:t>
       <w:br/>
       <w:br/>
     </w:r>

--- a/klagomål/A 33463-2026 FSC-klagomål.docx
+++ b/klagomål/A 33463-2026 FSC-klagomål.docx
@@ -915,7 +915,7 @@
     <w:r>
       <w:tab/>
       <w:tab/>
-      <w:t>2026-10-14</w:t>
+      <w:t>2026-10-15</w:t>
       <w:br/>
       <w:br/>
     </w:r>

--- a/klagomål/A 33463-2026 FSC-klagomål.docx
+++ b/klagomål/A 33463-2026 FSC-klagomål.docx
@@ -915,7 +915,7 @@
     <w:r>
       <w:tab/>
       <w:tab/>
-      <w:t>2026-10-15</w:t>
+      <w:t>2026-10-16</w:t>
       <w:br/>
       <w:br/>
     </w:r>

--- a/klagomål/A 33463-2026 FSC-klagomål.docx
+++ b/klagomål/A 33463-2026 FSC-klagomål.docx
@@ -915,7 +915,7 @@
     <w:r>
       <w:tab/>
       <w:tab/>
-      <w:t>2026-10-16</w:t>
+      <w:t>2026-10-17</w:t>
       <w:br/>
       <w:br/>
     </w:r>

--- a/klagomål/A 33463-2026 FSC-klagomål.docx
+++ b/klagomål/A 33463-2026 FSC-klagomål.docx
@@ -915,7 +915,7 @@
     <w:r>
       <w:tab/>
       <w:tab/>
-      <w:t>2026-10-17</w:t>
+      <w:t>2026-10-18</w:t>
       <w:br/>
       <w:br/>
     </w:r>

--- a/klagomål/A 33463-2026 FSC-klagomål.docx
+++ b/klagomål/A 33463-2026 FSC-klagomål.docx
@@ -915,7 +915,7 @@
     <w:r>
       <w:tab/>
       <w:tab/>
-      <w:t>2026-10-18</w:t>
+      <w:t>2026-10-19</w:t>
       <w:br/>
       <w:br/>
     </w:r>

--- a/klagomål/A 33463-2026 FSC-klagomål.docx
+++ b/klagomål/A 33463-2026 FSC-klagomål.docx
@@ -915,7 +915,7 @@
     <w:r>
       <w:tab/>
       <w:tab/>
-      <w:t>2026-10-19</w:t>
+      <w:t>2026-10-20</w:t>
       <w:br/>
       <w:br/>
     </w:r>

--- a/klagomål/A 33463-2026 FSC-klagomål.docx
+++ b/klagomål/A 33463-2026 FSC-klagomål.docx
@@ -915,7 +915,7 @@
     <w:r>
       <w:tab/>
       <w:tab/>
-      <w:t>2026-10-20</w:t>
+      <w:t>2026-10-21</w:t>
       <w:br/>
       <w:br/>
     </w:r>

--- a/klagomål/A 33463-2026 FSC-klagomål.docx
+++ b/klagomål/A 33463-2026 FSC-klagomål.docx
@@ -915,7 +915,7 @@
     <w:r>
       <w:tab/>
       <w:tab/>
-      <w:t>2026-10-21</w:t>
+      <w:t>2026-10-22</w:t>
       <w:br/>
       <w:br/>
     </w:r>

--- a/klagomål/A 33463-2026 FSC-klagomål.docx
+++ b/klagomål/A 33463-2026 FSC-klagomål.docx
@@ -915,7 +915,7 @@
     <w:r>
       <w:tab/>
       <w:tab/>
-      <w:t>2026-10-22</w:t>
+      <w:t>2026-10-23</w:t>
       <w:br/>
       <w:br/>
     </w:r>

--- a/klagomål/A 33463-2026 FSC-klagomål.docx
+++ b/klagomål/A 33463-2026 FSC-klagomål.docx
@@ -915,7 +915,7 @@
     <w:r>
       <w:tab/>
       <w:tab/>
-      <w:t>2026-10-23</w:t>
+      <w:t>2026-10-24</w:t>
       <w:br/>
       <w:br/>
     </w:r>

--- a/klagomål/A 33463-2026 FSC-klagomål.docx
+++ b/klagomål/A 33463-2026 FSC-klagomål.docx
@@ -915,7 +915,7 @@
     <w:r>
       <w:tab/>
       <w:tab/>
-      <w:t>2026-10-24</w:t>
+      <w:t>2026-10-25</w:t>
       <w:br/>
       <w:br/>
     </w:r>

--- a/klagomål/A 33463-2026 FSC-klagomål.docx
+++ b/klagomål/A 33463-2026 FSC-klagomål.docx
@@ -915,7 +915,7 @@
     <w:r>
       <w:tab/>
       <w:tab/>
-      <w:t>2026-10-25</w:t>
+      <w:t>2026-10-26</w:t>
       <w:br/>
       <w:br/>
     </w:r>

--- a/klagomål/A 33463-2026 FSC-klagomål.docx
+++ b/klagomål/A 33463-2026 FSC-klagomål.docx
@@ -915,7 +915,7 @@
     <w:r>
       <w:tab/>
       <w:tab/>
-      <w:t>2026-10-26</w:t>
+      <w:t>2026-10-27</w:t>
       <w:br/>
       <w:br/>
     </w:r>

--- a/klagomål/A 33463-2026 FSC-klagomål.docx
+++ b/klagomål/A 33463-2026 FSC-klagomål.docx
@@ -915,7 +915,7 @@
     <w:r>
       <w:tab/>
       <w:tab/>
-      <w:t>2026-10-27</w:t>
+      <w:t>2026-10-28</w:t>
       <w:br/>
       <w:br/>
     </w:r>

--- a/klagomål/A 33463-2026 FSC-klagomål.docx
+++ b/klagomål/A 33463-2026 FSC-klagomål.docx
@@ -915,7 +915,7 @@
     <w:r>
       <w:tab/>
       <w:tab/>
-      <w:t>2026-10-28</w:t>
+      <w:t>2026-10-29</w:t>
       <w:br/>
       <w:br/>
     </w:r>

--- a/klagomål/A 33463-2026 FSC-klagomål.docx
+++ b/klagomål/A 33463-2026 FSC-klagomål.docx
@@ -915,7 +915,7 @@
     <w:r>
       <w:tab/>
       <w:tab/>
-      <w:t>2026-10-29</w:t>
+      <w:t>2026-10-31</w:t>
       <w:br/>
       <w:br/>
     </w:r>
